--- a/zht/docx/084.content.docx
+++ b/zht/docx/084.content.docx
@@ -150,26 +150,6 @@
           <w:lang w:val="zh_TW" w:bidi="zh_TW"/>
         </w:rPr>
         <w:t>wan</w:t>
-      </w:r>
-      <w:r>
-        <w:rPr>
-          <w:lang w:val="zh_TW" w:bidi="zh_TW"/>
-        </w:rPr>
-      </w:r>
-    </w:p>
-    <w:p>
-      <w:pPr/>
-      <w:r>
-        <w:rPr>
-          <w:lang w:val="zh_TW" w:bidi="zh_TW"/>
-        </w:rPr>
-      </w:r>
-      <w:r>
-        <w:rPr>
-          <w:i/>
-          <w:lang w:val="zh_TW" w:bidi="zh_TW"/>
-        </w:rPr>
-        <w:t>完全的獻上, 萬主之主</w:t>
       </w:r>
       <w:r>
         <w:rPr>

--- a/zht/docx/084.content.docx
+++ b/zht/docx/084.content.docx
@@ -19,7 +19,7 @@
         <w:rPr>
           <w:lang w:val="zh_TW" w:bidi="zh_TW"/>
         </w:rPr>
-        <w:t>Resource: Study Notes - Themes (Tyndale)</w:t>
+        <w:t>Resource: Tyndale Open Study Notes</w:t>
       </w:r>
       <w:r>
         <w:rPr>
@@ -112,7 +112,7 @@
         <w:rPr>
           <w:lang w:val="zh_TW" w:bidi="zh_TW"/>
         </w:rPr>
-        <w:t>Study Notes - Themes (Tyndale)</w:t>
+        <w:t>Tyndale Open Study Notes</w:t>
       </w:r>
     </w:p>
     <w:p>

--- a/zht/docx/084.content.docx
+++ b/zht/docx/084.content.docx
@@ -19,7 +19,7 @@
         <w:rPr>
           <w:lang w:val="zh_TW" w:bidi="zh_TW"/>
         </w:rPr>
-        <w:t>Resource: Tyndale Open Study Notes</w:t>
+        <w:t>Resource: Aquifer Open Study Notes (Themes)</w:t>
       </w:r>
       <w:r>
         <w:rPr>
@@ -112,7 +112,7 @@
         <w:rPr>
           <w:lang w:val="zh_TW" w:bidi="zh_TW"/>
         </w:rPr>
-        <w:t>Tyndale Open Study Notes</w:t>
+        <w:t>Aquifer Open Study Notes (Themes)</w:t>
       </w:r>
     </w:p>
     <w:p>

--- a/zht/docx/084.content.docx
+++ b/zht/docx/084.content.docx
@@ -284,66 +284,42 @@
         </w:rPr>
         <w:t>，因為它們是與耶和華為對立的。神吩咐以色列人將這些物品毀滅（見</w:t>
       </w:r>
-      <w:hyperlink r:id="rId13">
-        <w:r>
-          <w:rPr>
-            <w:lang w:val="zh_TW" w:bidi="zh_TW"/>
-          </w:rPr>
-          <w:rPr>
-            <w:color w:val="0000EE"/>
-            <w:u w:val="single"/>
-          </w:rPr>
-          <w:t>書6:18</w:t>
-        </w:r>
-      </w:hyperlink>
+      <w:r>
+        <w:rPr>
+          <w:lang w:val="zh_TW" w:bidi="zh_TW"/>
+        </w:rPr>
+        <w:t>書6:18</w:t>
+      </w:r>
       <w:r>
         <w:rPr>
           <w:lang w:val="zh_TW" w:bidi="zh_TW"/>
         </w:rPr>
         <w:t>）。至於貴重的金屬物品，則被收進聖所，歸給耶和華為聖（</w:t>
       </w:r>
-      <w:hyperlink r:id="rId14">
-        <w:r>
-          <w:rPr>
-            <w:lang w:val="zh_TW" w:bidi="zh_TW"/>
-          </w:rPr>
-          <w:rPr>
-            <w:color w:val="0000EE"/>
-            <w:u w:val="single"/>
-          </w:rPr>
-          <w:t>利27:28</w:t>
-        </w:r>
-      </w:hyperlink>
+      <w:r>
+        <w:rPr>
+          <w:lang w:val="zh_TW" w:bidi="zh_TW"/>
+        </w:rPr>
+        <w:t>利27:28</w:t>
+      </w:r>
       <w:r>
         <w:rPr>
           <w:lang w:val="zh_TW" w:bidi="zh_TW"/>
         </w:rPr>
         <w:t>；另見</w:t>
       </w:r>
-      <w:hyperlink r:id="rId15">
-        <w:r>
-          <w:rPr>
-            <w:lang w:val="zh_TW" w:bidi="zh_TW"/>
-          </w:rPr>
-          <w:rPr>
-            <w:color w:val="0000EE"/>
-            <w:u w:val="single"/>
-          </w:rPr>
-          <w:t>書6:19、</w:t>
-        </w:r>
-      </w:hyperlink>
-      <w:hyperlink r:id="rId16">
-        <w:r>
-          <w:rPr>
-            <w:lang w:val="zh_TW" w:bidi="zh_TW"/>
-          </w:rPr>
-          <w:rPr>
-            <w:color w:val="0000EE"/>
-            <w:u w:val="single"/>
-          </w:rPr>
-          <w:t>24</w:t>
-        </w:r>
-      </w:hyperlink>
+      <w:r>
+        <w:rPr>
+          <w:lang w:val="zh_TW" w:bidi="zh_TW"/>
+        </w:rPr>
+        <w:t>書6:19、</w:t>
+      </w:r>
+      <w:r>
+        <w:rPr>
+          <w:lang w:val="zh_TW" w:bidi="zh_TW"/>
+        </w:rPr>
+        <w:t>24</w:t>
+      </w:r>
       <w:r>
         <w:rPr>
           <w:lang w:val="zh_TW" w:bidi="zh_TW"/>
@@ -364,90 +340,60 @@
         </w:rPr>
         <w:t>同樣的觀念也適用於以色列的仇敵。當以色列將他們及他們所有的財物毀滅時，就是在實踐「特別分別出來」給神（</w:t>
       </w:r>
-      <w:hyperlink r:id="rId17">
-        <w:r>
-          <w:rPr>
-            <w:lang w:val="zh_TW" w:bidi="zh_TW"/>
-          </w:rPr>
-          <w:rPr>
-            <w:color w:val="0000EE"/>
-            <w:u w:val="single"/>
-          </w:rPr>
-          <w:t>書6:17–19</w:t>
-        </w:r>
-      </w:hyperlink>
+      <w:r>
+        <w:rPr>
+          <w:lang w:val="zh_TW" w:bidi="zh_TW"/>
+        </w:rPr>
+        <w:t>書6:17–19</w:t>
+      </w:r>
       <w:r>
         <w:rPr>
           <w:lang w:val="zh_TW" w:bidi="zh_TW"/>
         </w:rPr>
         <w:t>；</w:t>
       </w:r>
-      <w:hyperlink r:id="rId18">
-        <w:r>
-          <w:rPr>
-            <w:lang w:val="zh_TW" w:bidi="zh_TW"/>
-          </w:rPr>
-          <w:rPr>
-            <w:color w:val="0000EE"/>
-            <w:u w:val="single"/>
-          </w:rPr>
-          <w:t>撒上15:2–3</w:t>
-        </w:r>
-      </w:hyperlink>
+      <w:r>
+        <w:rPr>
+          <w:lang w:val="zh_TW" w:bidi="zh_TW"/>
+        </w:rPr>
+        <w:t>撒上15:2–3</w:t>
+      </w:r>
       <w:r>
         <w:rPr>
           <w:lang w:val="zh_TW" w:bidi="zh_TW"/>
         </w:rPr>
         <w:t>）。神吩咐掃羅王徹底毀滅亞瑪力人，作為祂的審判，因為他們在以色列人出埃及後曾攻擊他們（</w:t>
       </w:r>
-      <w:hyperlink r:id="rId19">
-        <w:r>
-          <w:rPr>
-            <w:lang w:val="zh_TW" w:bidi="zh_TW"/>
-          </w:rPr>
-          <w:rPr>
-            <w:color w:val="0000EE"/>
-            <w:u w:val="single"/>
-          </w:rPr>
-          <w:t>出17:8–16</w:t>
-        </w:r>
-      </w:hyperlink>
+      <w:r>
+        <w:rPr>
+          <w:lang w:val="zh_TW" w:bidi="zh_TW"/>
+        </w:rPr>
+        <w:t>出17:8–16</w:t>
+      </w:r>
       <w:r>
         <w:rPr>
           <w:lang w:val="zh_TW" w:bidi="zh_TW"/>
         </w:rPr>
         <w:t>；</w:t>
       </w:r>
-      <w:hyperlink r:id="rId20">
-        <w:r>
-          <w:rPr>
-            <w:lang w:val="zh_TW" w:bidi="zh_TW"/>
-          </w:rPr>
-          <w:rPr>
-            <w:color w:val="0000EE"/>
-            <w:u w:val="single"/>
-          </w:rPr>
-          <w:t>申25:17–19</w:t>
-        </w:r>
-      </w:hyperlink>
+      <w:r>
+        <w:rPr>
+          <w:lang w:val="zh_TW" w:bidi="zh_TW"/>
+        </w:rPr>
+        <w:t>申25:17–19</w:t>
+      </w:r>
       <w:r>
         <w:rPr>
           <w:lang w:val="zh_TW" w:bidi="zh_TW"/>
         </w:rPr>
         <w:t>）。這樣的行動彰顯出神會咒詛那些咒詛祂所揀選子民的人（</w:t>
       </w:r>
-      <w:hyperlink r:id="rId21">
-        <w:r>
-          <w:rPr>
-            <w:lang w:val="zh_TW" w:bidi="zh_TW"/>
-          </w:rPr>
-          <w:rPr>
-            <w:color w:val="0000EE"/>
-            <w:u w:val="single"/>
-          </w:rPr>
-          <w:t>創12:3</w:t>
-        </w:r>
-      </w:hyperlink>
+      <w:r>
+        <w:rPr>
+          <w:lang w:val="zh_TW" w:bidi="zh_TW"/>
+        </w:rPr>
+        <w:t>創12:3</w:t>
+      </w:r>
       <w:r>
         <w:rPr>
           <w:lang w:val="zh_TW" w:bidi="zh_TW"/>
@@ -468,36 +414,24 @@
         </w:rPr>
         <w:t>在</w:t>
       </w:r>
-      <w:hyperlink r:id="rId22">
-        <w:r>
-          <w:rPr>
-            <w:lang w:val="zh_TW" w:bidi="zh_TW"/>
-          </w:rPr>
-          <w:rPr>
-            <w:color w:val="0000EE"/>
-            <w:u w:val="single"/>
-          </w:rPr>
-          <w:t>利未記二十七章21節</w:t>
-        </w:r>
-      </w:hyperlink>
+      <w:r>
+        <w:rPr>
+          <w:lang w:val="zh_TW" w:bidi="zh_TW"/>
+        </w:rPr>
+        <w:t>利未記二十七章21節</w:t>
+      </w:r>
       <w:r>
         <w:rPr>
           <w:lang w:val="zh_TW" w:bidi="zh_TW"/>
         </w:rPr>
         <w:t>和</w:t>
       </w:r>
-      <w:hyperlink r:id="rId14">
-        <w:r>
-          <w:rPr>
-            <w:lang w:val="zh_TW" w:bidi="zh_TW"/>
-          </w:rPr>
-          <w:rPr>
-            <w:color w:val="0000EE"/>
-            <w:u w:val="single"/>
-          </w:rPr>
-          <w:t>28節</w:t>
-        </w:r>
-      </w:hyperlink>
+      <w:r>
+        <w:rPr>
+          <w:lang w:val="zh_TW" w:bidi="zh_TW"/>
+        </w:rPr>
+        <w:t>28節</w:t>
+      </w:r>
       <w:r>
         <w:rPr>
           <w:lang w:val="zh_TW" w:bidi="zh_TW"/>
@@ -517,18 +451,12 @@
         </w:rPr>
         <w:t>指的是某人或某物被分別出來，專門獻給耶和華（見</w:t>
       </w:r>
-      <w:hyperlink r:id="rId23">
-        <w:r>
-          <w:rPr>
-            <w:lang w:val="zh_TW" w:bidi="zh_TW"/>
-          </w:rPr>
-          <w:rPr>
-            <w:color w:val="0000EE"/>
-            <w:u w:val="single"/>
-          </w:rPr>
-          <w:t>民18:14</w:t>
-        </w:r>
-      </w:hyperlink>
+      <w:r>
+        <w:rPr>
+          <w:lang w:val="zh_TW" w:bidi="zh_TW"/>
+        </w:rPr>
+        <w:t>民18:14</w:t>
+      </w:r>
       <w:r>
         <w:rPr>
           <w:lang w:val="zh_TW" w:bidi="zh_TW"/>
@@ -608,18 +536,12 @@
         </w:rPr>
         <w:t>在</w:t>
       </w:r>
-      <w:hyperlink r:id="rId24">
-        <w:r>
-          <w:rPr>
-            <w:lang w:val="zh_TW" w:bidi="zh_TW"/>
-          </w:rPr>
-          <w:rPr>
-            <w:color w:val="0000EE"/>
-            <w:u w:val="single"/>
-          </w:rPr>
-          <w:t>羅馬書九章3節</w:t>
-        </w:r>
-      </w:hyperlink>
+      <w:r>
+        <w:rPr>
+          <w:lang w:val="zh_TW" w:bidi="zh_TW"/>
+        </w:rPr>
+        <w:t>羅馬書九章3節</w:t>
+      </w:r>
       <w:r>
         <w:rPr>
           <w:lang w:val="zh_TW" w:bidi="zh_TW"/>
@@ -644,18 +566,12 @@
         </w:rPr>
         <w:t>在</w:t>
       </w:r>
-      <w:hyperlink r:id="rId25">
-        <w:r>
-          <w:rPr>
-            <w:lang w:val="zh_TW" w:bidi="zh_TW"/>
-          </w:rPr>
-          <w:rPr>
-            <w:color w:val="0000EE"/>
-            <w:u w:val="single"/>
-          </w:rPr>
-          <w:t>加拉太書一章8至9節</w:t>
-        </w:r>
-      </w:hyperlink>
+      <w:r>
+        <w:rPr>
+          <w:lang w:val="zh_TW" w:bidi="zh_TW"/>
+        </w:rPr>
+        <w:t>加拉太書一章8至9節</w:t>
+      </w:r>
       <w:r>
         <w:rPr>
           <w:lang w:val="zh_TW" w:bidi="zh_TW"/>
@@ -680,18 +596,12 @@
         </w:rPr>
         <w:t>在</w:t>
       </w:r>
-      <w:hyperlink r:id="rId26">
-        <w:r>
-          <w:rPr>
-            <w:lang w:val="zh_TW" w:bidi="zh_TW"/>
-          </w:rPr>
-          <w:rPr>
-            <w:color w:val="0000EE"/>
-            <w:u w:val="single"/>
-          </w:rPr>
-          <w:t>哥林多前書十二章3節</w:t>
-        </w:r>
-      </w:hyperlink>
+      <w:r>
+        <w:rPr>
+          <w:lang w:val="zh_TW" w:bidi="zh_TW"/>
+        </w:rPr>
+        <w:t>哥林多前書十二章3節</w:t>
+      </w:r>
       <w:r>
         <w:rPr>
           <w:lang w:val="zh_TW" w:bidi="zh_TW"/>
@@ -721,294 +631,192 @@
           <w:lang w:val="zh_TW" w:bidi="zh_TW"/>
         </w:rPr>
       </w:r>
-      <w:hyperlink r:id="rId27">
-        <w:r>
-          <w:rPr>
-            <w:lang w:val="zh_TW" w:bidi="zh_TW"/>
-          </w:rPr>
-          <w:rPr>
-            <w:color w:val="0000EE"/>
-            <w:u w:val="single"/>
-          </w:rPr>
-          <w:t>出22:20</w:t>
-        </w:r>
-      </w:hyperlink>
+      <w:r>
+        <w:rPr>
+          <w:lang w:val="zh_TW" w:bidi="zh_TW"/>
+        </w:rPr>
+        <w:t>出22:20</w:t>
+      </w:r>
       <w:r>
         <w:rPr>
           <w:lang w:val="zh_TW" w:bidi="zh_TW"/>
         </w:rPr>
         <w:t>；</w:t>
       </w:r>
-      <w:hyperlink r:id="rId28">
-        <w:r>
-          <w:rPr>
-            <w:lang w:val="zh_TW" w:bidi="zh_TW"/>
-          </w:rPr>
-          <w:rPr>
-            <w:color w:val="0000EE"/>
-            <w:u w:val="single"/>
-          </w:rPr>
-          <w:t>利27:28–29</w:t>
-        </w:r>
-      </w:hyperlink>
+      <w:r>
+        <w:rPr>
+          <w:lang w:val="zh_TW" w:bidi="zh_TW"/>
+        </w:rPr>
+        <w:t>利27:28–29</w:t>
+      </w:r>
       <w:r>
         <w:rPr>
           <w:lang w:val="zh_TW" w:bidi="zh_TW"/>
         </w:rPr>
         <w:t>；</w:t>
       </w:r>
-      <w:hyperlink r:id="rId29">
-        <w:r>
-          <w:rPr>
-            <w:lang w:val="zh_TW" w:bidi="zh_TW"/>
-          </w:rPr>
-          <w:rPr>
-            <w:color w:val="0000EE"/>
-            <w:u w:val="single"/>
-          </w:rPr>
-          <w:t>民18:8–14</w:t>
-        </w:r>
-      </w:hyperlink>
+      <w:r>
+        <w:rPr>
+          <w:lang w:val="zh_TW" w:bidi="zh_TW"/>
+        </w:rPr>
+        <w:t>民18:8–14</w:t>
+      </w:r>
       <w:r>
         <w:rPr>
           <w:lang w:val="zh_TW" w:bidi="zh_TW"/>
         </w:rPr>
         <w:t>，</w:t>
       </w:r>
-      <w:hyperlink r:id="rId30">
-        <w:r>
-          <w:rPr>
-            <w:lang w:val="zh_TW" w:bidi="zh_TW"/>
-          </w:rPr>
-          <w:rPr>
-            <w:color w:val="0000EE"/>
-            <w:u w:val="single"/>
-          </w:rPr>
-          <w:t>21:2–3</w:t>
-        </w:r>
-      </w:hyperlink>
+      <w:r>
+        <w:rPr>
+          <w:lang w:val="zh_TW" w:bidi="zh_TW"/>
+        </w:rPr>
+        <w:t>21:2–3</w:t>
+      </w:r>
       <w:r>
         <w:rPr>
           <w:lang w:val="zh_TW" w:bidi="zh_TW"/>
         </w:rPr>
         <w:t>；</w:t>
       </w:r>
-      <w:hyperlink r:id="rId31">
-        <w:r>
-          <w:rPr>
-            <w:lang w:val="zh_TW" w:bidi="zh_TW"/>
-          </w:rPr>
-          <w:rPr>
-            <w:color w:val="0000EE"/>
-            <w:u w:val="single"/>
-          </w:rPr>
-          <w:t>申7:1–6</w:t>
-        </w:r>
-      </w:hyperlink>
+      <w:r>
+        <w:rPr>
+          <w:lang w:val="zh_TW" w:bidi="zh_TW"/>
+        </w:rPr>
+        <w:t>申7:1–6</w:t>
+      </w:r>
       <w:r>
         <w:rPr>
           <w:lang w:val="zh_TW" w:bidi="zh_TW"/>
         </w:rPr>
         <w:t>、</w:t>
       </w:r>
-      <w:hyperlink r:id="rId32">
-        <w:r>
-          <w:rPr>
-            <w:lang w:val="zh_TW" w:bidi="zh_TW"/>
-          </w:rPr>
-          <w:rPr>
-            <w:color w:val="0000EE"/>
-            <w:u w:val="single"/>
-          </w:rPr>
-          <w:t>26，</w:t>
-        </w:r>
-      </w:hyperlink>
-      <w:hyperlink r:id="rId33">
-        <w:r>
-          <w:rPr>
-            <w:lang w:val="zh_TW" w:bidi="zh_TW"/>
-          </w:rPr>
-          <w:rPr>
-            <w:color w:val="0000EE"/>
-            <w:u w:val="single"/>
-          </w:rPr>
-          <w:t>13:12–18</w:t>
-        </w:r>
-      </w:hyperlink>
+      <w:r>
+        <w:rPr>
+          <w:lang w:val="zh_TW" w:bidi="zh_TW"/>
+        </w:rPr>
+        <w:t>26，</w:t>
+      </w:r>
+      <w:r>
+        <w:rPr>
+          <w:lang w:val="zh_TW" w:bidi="zh_TW"/>
+        </w:rPr>
+        <w:t>13:12–18</w:t>
+      </w:r>
       <w:r>
         <w:rPr>
           <w:lang w:val="zh_TW" w:bidi="zh_TW"/>
         </w:rPr>
         <w:t>；</w:t>
       </w:r>
-      <w:hyperlink r:id="rId17">
-        <w:r>
-          <w:rPr>
-            <w:lang w:val="zh_TW" w:bidi="zh_TW"/>
-          </w:rPr>
-          <w:rPr>
-            <w:color w:val="0000EE"/>
-            <w:u w:val="single"/>
-          </w:rPr>
-          <w:t>書6:17–19</w:t>
-        </w:r>
-      </w:hyperlink>
+      <w:r>
+        <w:rPr>
+          <w:lang w:val="zh_TW" w:bidi="zh_TW"/>
+        </w:rPr>
+        <w:t>書6:17–19</w:t>
+      </w:r>
       <w:r>
         <w:rPr>
           <w:lang w:val="zh_TW" w:bidi="zh_TW"/>
         </w:rPr>
         <w:t>、</w:t>
       </w:r>
-      <w:hyperlink r:id="rId16">
-        <w:r>
-          <w:rPr>
-            <w:lang w:val="zh_TW" w:bidi="zh_TW"/>
-          </w:rPr>
-          <w:rPr>
-            <w:color w:val="0000EE"/>
-            <w:u w:val="single"/>
-          </w:rPr>
-          <w:t>24，</w:t>
-        </w:r>
-      </w:hyperlink>
-      <w:hyperlink r:id="rId34">
-        <w:r>
-          <w:rPr>
-            <w:lang w:val="zh_TW" w:bidi="zh_TW"/>
-          </w:rPr>
-          <w:rPr>
-            <w:color w:val="0000EE"/>
-            <w:u w:val="single"/>
-          </w:rPr>
-          <w:t>7:11–15</w:t>
-        </w:r>
-      </w:hyperlink>
+      <w:r>
+        <w:rPr>
+          <w:lang w:val="zh_TW" w:bidi="zh_TW"/>
+        </w:rPr>
+        <w:t>24，</w:t>
+      </w:r>
+      <w:r>
+        <w:rPr>
+          <w:lang w:val="zh_TW" w:bidi="zh_TW"/>
+        </w:rPr>
+        <w:t>7:11–15</w:t>
+      </w:r>
       <w:r>
         <w:rPr>
           <w:lang w:val="zh_TW" w:bidi="zh_TW"/>
         </w:rPr>
         <w:t>；</w:t>
       </w:r>
-      <w:hyperlink r:id="rId18">
-        <w:r>
-          <w:rPr>
-            <w:lang w:val="zh_TW" w:bidi="zh_TW"/>
-          </w:rPr>
-          <w:rPr>
-            <w:color w:val="0000EE"/>
-            <w:u w:val="single"/>
-          </w:rPr>
-          <w:t>撒上15:2–3</w:t>
-        </w:r>
-      </w:hyperlink>
+      <w:r>
+        <w:rPr>
+          <w:lang w:val="zh_TW" w:bidi="zh_TW"/>
+        </w:rPr>
+        <w:t>撒上15:2–3</w:t>
+      </w:r>
       <w:r>
         <w:rPr>
           <w:lang w:val="zh_TW" w:bidi="zh_TW"/>
         </w:rPr>
         <w:t>；</w:t>
       </w:r>
-      <w:hyperlink r:id="rId35">
-        <w:r>
-          <w:rPr>
-            <w:lang w:val="zh_TW" w:bidi="zh_TW"/>
-          </w:rPr>
-          <w:rPr>
-            <w:color w:val="0000EE"/>
-            <w:u w:val="single"/>
-          </w:rPr>
-          <w:t>王上20:42</w:t>
-        </w:r>
-      </w:hyperlink>
+      <w:r>
+        <w:rPr>
+          <w:lang w:val="zh_TW" w:bidi="zh_TW"/>
+        </w:rPr>
+        <w:t>王上20:42</w:t>
+      </w:r>
       <w:r>
         <w:rPr>
           <w:lang w:val="zh_TW" w:bidi="zh_TW"/>
         </w:rPr>
         <w:t>；</w:t>
       </w:r>
-      <w:hyperlink r:id="rId36">
-        <w:r>
-          <w:rPr>
-            <w:lang w:val="zh_TW" w:bidi="zh_TW"/>
-          </w:rPr>
-          <w:rPr>
-            <w:color w:val="0000EE"/>
-            <w:u w:val="single"/>
-          </w:rPr>
-          <w:t>賽43:26–28</w:t>
-        </w:r>
-      </w:hyperlink>
+      <w:r>
+        <w:rPr>
+          <w:lang w:val="zh_TW" w:bidi="zh_TW"/>
+        </w:rPr>
+        <w:t>賽43:26–28</w:t>
+      </w:r>
       <w:r>
         <w:rPr>
           <w:lang w:val="zh_TW" w:bidi="zh_TW"/>
         </w:rPr>
         <w:t>；</w:t>
       </w:r>
-      <w:hyperlink r:id="rId37">
-        <w:r>
-          <w:rPr>
-            <w:lang w:val="zh_TW" w:bidi="zh_TW"/>
-          </w:rPr>
-          <w:rPr>
-            <w:color w:val="0000EE"/>
-            <w:u w:val="single"/>
-          </w:rPr>
-          <w:t>瑪4:5–6</w:t>
-        </w:r>
-      </w:hyperlink>
+      <w:r>
+        <w:rPr>
+          <w:lang w:val="zh_TW" w:bidi="zh_TW"/>
+        </w:rPr>
+        <w:t>瑪4:5–6</w:t>
+      </w:r>
       <w:r>
         <w:rPr>
           <w:lang w:val="zh_TW" w:bidi="zh_TW"/>
         </w:rPr>
         <w:t>；</w:t>
       </w:r>
-      <w:hyperlink r:id="rId24">
-        <w:r>
-          <w:rPr>
-            <w:lang w:val="zh_TW" w:bidi="zh_TW"/>
-          </w:rPr>
-          <w:rPr>
-            <w:color w:val="0000EE"/>
-            <w:u w:val="single"/>
-          </w:rPr>
-          <w:t>羅9:3</w:t>
-        </w:r>
-      </w:hyperlink>
+      <w:r>
+        <w:rPr>
+          <w:lang w:val="zh_TW" w:bidi="zh_TW"/>
+        </w:rPr>
+        <w:t>羅9:3</w:t>
+      </w:r>
       <w:r>
         <w:rPr>
           <w:lang w:val="zh_TW" w:bidi="zh_TW"/>
         </w:rPr>
         <w:t>；</w:t>
       </w:r>
-      <w:hyperlink r:id="rId38">
-        <w:r>
-          <w:rPr>
-            <w:lang w:val="zh_TW" w:bidi="zh_TW"/>
-          </w:rPr>
-          <w:rPr>
-            <w:color w:val="0000EE"/>
-            <w:u w:val="single"/>
-          </w:rPr>
-          <w:t>林前16:22</w:t>
-        </w:r>
-      </w:hyperlink>
+      <w:r>
+        <w:rPr>
+          <w:lang w:val="zh_TW" w:bidi="zh_TW"/>
+        </w:rPr>
+        <w:t>林前16:22</w:t>
+      </w:r>
       <w:r>
         <w:rPr>
           <w:lang w:val="zh_TW" w:bidi="zh_TW"/>
         </w:rPr>
         <w:t>；</w:t>
       </w:r>
-      <w:hyperlink r:id="rId25">
-        <w:r>
-          <w:rPr>
-            <w:lang w:val="zh_TW" w:bidi="zh_TW"/>
-          </w:rPr>
-          <w:rPr>
-            <w:color w:val="0000EE"/>
-            <w:u w:val="single"/>
-          </w:rPr>
-          <w:t>加1:8–9</w:t>
-        </w:r>
-      </w:hyperlink>
+      <w:r>
+        <w:rPr>
+          <w:lang w:val="zh_TW" w:bidi="zh_TW"/>
+        </w:rPr>
+        <w:t>加1:8–9</w:t>
+      </w:r>
       <w:r>
         <w:rPr>
           <w:lang w:val="zh_TW" w:bidi="zh_TW"/>
@@ -1071,54 +879,36 @@
         </w:rPr>
         <w:t>舊約聖經的先知說，以色列的主揀選了每個國家的王或皇帝。神要統治者為他們政策是否道德以及如何實踐負責。這個觀念在</w:t>
       </w:r>
-      <w:hyperlink r:id="rId39">
-        <w:r>
-          <w:rPr>
-            <w:lang w:val="zh_TW" w:bidi="zh_TW"/>
-          </w:rPr>
-          <w:rPr>
-            <w:color w:val="0000EE"/>
-            <w:u w:val="single"/>
-          </w:rPr>
-          <w:t>耶利米書十八章</w:t>
-        </w:r>
-      </w:hyperlink>
+      <w:r>
+        <w:rPr>
+          <w:lang w:val="zh_TW" w:bidi="zh_TW"/>
+        </w:rPr>
+        <w:t>耶利米書十八章</w:t>
+      </w:r>
       <w:r>
         <w:rPr>
           <w:lang w:val="zh_TW" w:bidi="zh_TW"/>
         </w:rPr>
         <w:t>、</w:t>
       </w:r>
-      <w:hyperlink r:id="rId40">
-        <w:r>
-          <w:rPr>
-            <w:lang w:val="zh_TW" w:bidi="zh_TW"/>
-          </w:rPr>
-          <w:rPr>
-            <w:color w:val="0000EE"/>
-            <w:u w:val="single"/>
-          </w:rPr>
-          <w:t>二十五章</w:t>
-        </w:r>
-      </w:hyperlink>
+      <w:r>
+        <w:rPr>
+          <w:lang w:val="zh_TW" w:bidi="zh_TW"/>
+        </w:rPr>
+        <w:t>二十五章</w:t>
+      </w:r>
       <w:r>
         <w:rPr>
           <w:lang w:val="zh_TW" w:bidi="zh_TW"/>
         </w:rPr>
         <w:t>和</w:t>
       </w:r>
-      <w:hyperlink r:id="rId41">
-        <w:r>
-          <w:rPr>
-            <w:lang w:val="zh_TW" w:bidi="zh_TW"/>
-          </w:rPr>
-          <w:rPr>
-            <w:color w:val="0000EE"/>
-            <w:u w:val="single"/>
-          </w:rPr>
-          <w:t>四十六至五十一章</w:t>
-        </w:r>
-      </w:hyperlink>
+      <w:r>
+        <w:rPr>
+          <w:lang w:val="zh_TW" w:bidi="zh_TW"/>
+        </w:rPr>
+        <w:t>四十六至五十一章</w:t>
+      </w:r>
       <w:r>
         <w:rPr>
           <w:lang w:val="zh_TW" w:bidi="zh_TW"/>
@@ -1139,18 +929,12 @@
         </w:rPr>
         <w:t>不承認唯一真神的國家，將面臨嚴厲的審判。對於某些國家，神承諾有一小群人（稱為餘民）會倖存，見</w:t>
       </w:r>
-      <w:hyperlink r:id="rId41">
-        <w:r>
-          <w:rPr>
-            <w:lang w:val="zh_TW" w:bidi="zh_TW"/>
-          </w:rPr>
-          <w:rPr>
-            <w:color w:val="0000EE"/>
-            <w:u w:val="single"/>
-          </w:rPr>
-          <w:t>耶利米書四十六至五十一章</w:t>
-        </w:r>
-      </w:hyperlink>
+      <w:r>
+        <w:rPr>
+          <w:lang w:val="zh_TW" w:bidi="zh_TW"/>
+        </w:rPr>
+        <w:t>耶利米書四十六至五十一章</w:t>
+      </w:r>
       <w:r>
         <w:rPr>
           <w:lang w:val="zh_TW" w:bidi="zh_TW"/>
@@ -1171,18 +955,12 @@
         </w:rPr>
         <w:t>主希望每個民族都能轉向祂，以真誠的心和徹底委身來跟隨祂。祂一直希望所有人都能過著公義的生活，並體驗真實敬拜祂的喜樂。啟示錄描述來自各國家、部落和語言的群體將來一起敬拜神（</w:t>
       </w:r>
-      <w:hyperlink r:id="rId42">
-        <w:r>
-          <w:rPr>
-            <w:lang w:val="zh_TW" w:bidi="zh_TW"/>
-          </w:rPr>
-          <w:rPr>
-            <w:color w:val="0000EE"/>
-            <w:u w:val="single"/>
-          </w:rPr>
-          <w:t>啟7:9–10</w:t>
-        </w:r>
-      </w:hyperlink>
+      <w:r>
+        <w:rPr>
+          <w:lang w:val="zh_TW" w:bidi="zh_TW"/>
+        </w:rPr>
+        <w:t>啟7:9–10</w:t>
+      </w:r>
       <w:r>
         <w:rPr>
           <w:lang w:val="zh_TW" w:bidi="zh_TW"/>
@@ -1212,216 +990,144 @@
           <w:lang w:val="zh_TW" w:bidi="zh_TW"/>
         </w:rPr>
       </w:r>
-      <w:hyperlink r:id="rId43">
-        <w:r>
-          <w:rPr>
-            <w:lang w:val="zh_TW" w:bidi="zh_TW"/>
-          </w:rPr>
-          <w:rPr>
-            <w:color w:val="0000EE"/>
-            <w:u w:val="single"/>
-          </w:rPr>
-          <w:t>出8:20–22</w:t>
-        </w:r>
-      </w:hyperlink>
+      <w:r>
+        <w:rPr>
+          <w:lang w:val="zh_TW" w:bidi="zh_TW"/>
+        </w:rPr>
+        <w:t>出8:20–22</w:t>
+      </w:r>
       <w:r>
         <w:rPr>
           <w:lang w:val="zh_TW" w:bidi="zh_TW"/>
         </w:rPr>
         <w:t>，</w:t>
       </w:r>
-      <w:hyperlink r:id="rId44">
-        <w:r>
-          <w:rPr>
-            <w:lang w:val="zh_TW" w:bidi="zh_TW"/>
-          </w:rPr>
-          <w:rPr>
-            <w:color w:val="0000EE"/>
-            <w:u w:val="single"/>
-          </w:rPr>
-          <w:t>9:29</w:t>
-        </w:r>
-      </w:hyperlink>
+      <w:r>
+        <w:rPr>
+          <w:lang w:val="zh_TW" w:bidi="zh_TW"/>
+        </w:rPr>
+        <w:t>9:29</w:t>
+      </w:r>
       <w:r>
         <w:rPr>
           <w:lang w:val="zh_TW" w:bidi="zh_TW"/>
         </w:rPr>
         <w:t>；</w:t>
       </w:r>
-      <w:hyperlink r:id="rId45">
-        <w:r>
-          <w:rPr>
-            <w:lang w:val="zh_TW" w:bidi="zh_TW"/>
-          </w:rPr>
-          <w:rPr>
-            <w:color w:val="0000EE"/>
-            <w:u w:val="single"/>
-          </w:rPr>
-          <w:t>王下19:22–37</w:t>
-        </w:r>
-      </w:hyperlink>
+      <w:r>
+        <w:rPr>
+          <w:lang w:val="zh_TW" w:bidi="zh_TW"/>
+        </w:rPr>
+        <w:t>王下19:22–37</w:t>
+      </w:r>
       <w:r>
         <w:rPr>
           <w:lang w:val="zh_TW" w:bidi="zh_TW"/>
         </w:rPr>
         <w:t>；</w:t>
       </w:r>
-      <w:hyperlink r:id="rId46">
-        <w:r>
-          <w:rPr>
-            <w:lang w:val="zh_TW" w:bidi="zh_TW"/>
-          </w:rPr>
-          <w:rPr>
-            <w:color w:val="0000EE"/>
-            <w:u w:val="single"/>
-          </w:rPr>
-          <w:t>耶18:5–11</w:t>
-        </w:r>
-      </w:hyperlink>
+      <w:r>
+        <w:rPr>
+          <w:lang w:val="zh_TW" w:bidi="zh_TW"/>
+        </w:rPr>
+        <w:t>耶18:5–11</w:t>
+      </w:r>
       <w:r>
         <w:rPr>
           <w:lang w:val="zh_TW" w:bidi="zh_TW"/>
         </w:rPr>
         <w:t>，</w:t>
       </w:r>
-      <w:hyperlink r:id="rId47">
-        <w:r>
-          <w:rPr>
-            <w:lang w:val="zh_TW" w:bidi="zh_TW"/>
-          </w:rPr>
-          <w:rPr>
-            <w:color w:val="0000EE"/>
-            <w:u w:val="single"/>
-          </w:rPr>
-          <w:t>25:15–29</w:t>
-        </w:r>
-      </w:hyperlink>
+      <w:r>
+        <w:rPr>
+          <w:lang w:val="zh_TW" w:bidi="zh_TW"/>
+        </w:rPr>
+        <w:t>25:15–29</w:t>
+      </w:r>
       <w:r>
         <w:rPr>
           <w:lang w:val="zh_TW" w:bidi="zh_TW"/>
         </w:rPr>
         <w:t>，</w:t>
       </w:r>
-      <w:hyperlink r:id="rId41">
-        <w:r>
-          <w:rPr>
-            <w:lang w:val="zh_TW" w:bidi="zh_TW"/>
-          </w:rPr>
-          <w:rPr>
-            <w:color w:val="0000EE"/>
-            <w:u w:val="single"/>
-          </w:rPr>
-          <w:t>46:1–51:64</w:t>
-        </w:r>
-      </w:hyperlink>
+      <w:r>
+        <w:rPr>
+          <w:lang w:val="zh_TW" w:bidi="zh_TW"/>
+        </w:rPr>
+        <w:t>46:1–51:64</w:t>
+      </w:r>
       <w:r>
         <w:rPr>
           <w:lang w:val="zh_TW" w:bidi="zh_TW"/>
         </w:rPr>
         <w:t>；</w:t>
       </w:r>
-      <w:hyperlink r:id="rId48">
-        <w:r>
-          <w:rPr>
-            <w:lang w:val="zh_TW" w:bidi="zh_TW"/>
-          </w:rPr>
-          <w:rPr>
-            <w:color w:val="0000EE"/>
-            <w:u w:val="single"/>
-          </w:rPr>
-          <w:t>但2:19–21</w:t>
-        </w:r>
-      </w:hyperlink>
+      <w:r>
+        <w:rPr>
+          <w:lang w:val="zh_TW" w:bidi="zh_TW"/>
+        </w:rPr>
+        <w:t>但2:19–21</w:t>
+      </w:r>
       <w:r>
         <w:rPr>
           <w:lang w:val="zh_TW" w:bidi="zh_TW"/>
         </w:rPr>
         <w:t>，</w:t>
       </w:r>
-      <w:hyperlink r:id="rId49">
-        <w:r>
-          <w:rPr>
-            <w:lang w:val="zh_TW" w:bidi="zh_TW"/>
-          </w:rPr>
-          <w:rPr>
-            <w:color w:val="0000EE"/>
-            <w:u w:val="single"/>
-          </w:rPr>
-          <w:t>4:34–37</w:t>
-        </w:r>
-      </w:hyperlink>
+      <w:r>
+        <w:rPr>
+          <w:lang w:val="zh_TW" w:bidi="zh_TW"/>
+        </w:rPr>
+        <w:t>4:34–37</w:t>
+      </w:r>
       <w:r>
         <w:rPr>
           <w:lang w:val="zh_TW" w:bidi="zh_TW"/>
         </w:rPr>
         <w:t>；</w:t>
       </w:r>
-      <w:hyperlink r:id="rId50">
-        <w:r>
-          <w:rPr>
-            <w:lang w:val="zh_TW" w:bidi="zh_TW"/>
-          </w:rPr>
-          <w:rPr>
-            <w:color w:val="0000EE"/>
-            <w:u w:val="single"/>
-          </w:rPr>
-          <w:t>該2:7</w:t>
-        </w:r>
-      </w:hyperlink>
+      <w:r>
+        <w:rPr>
+          <w:lang w:val="zh_TW" w:bidi="zh_TW"/>
+        </w:rPr>
+        <w:t>該2:7</w:t>
+      </w:r>
       <w:r>
         <w:rPr>
           <w:lang w:val="zh_TW" w:bidi="zh_TW"/>
         </w:rPr>
         <w:t>；</w:t>
       </w:r>
-      <w:hyperlink r:id="rId51">
-        <w:r>
-          <w:rPr>
-            <w:lang w:val="zh_TW" w:bidi="zh_TW"/>
-          </w:rPr>
-          <w:rPr>
-            <w:color w:val="0000EE"/>
-            <w:u w:val="single"/>
-          </w:rPr>
-          <w:t>太28:18–20</w:t>
-        </w:r>
-      </w:hyperlink>
+      <w:r>
+        <w:rPr>
+          <w:lang w:val="zh_TW" w:bidi="zh_TW"/>
+        </w:rPr>
+        <w:t>太28:18–20</w:t>
+      </w:r>
       <w:r>
         <w:rPr>
           <w:lang w:val="zh_TW" w:bidi="zh_TW"/>
         </w:rPr>
         <w:t>；</w:t>
       </w:r>
-      <w:hyperlink r:id="rId52">
-        <w:r>
-          <w:rPr>
-            <w:lang w:val="zh_TW" w:bidi="zh_TW"/>
-          </w:rPr>
-          <w:rPr>
-            <w:color w:val="0000EE"/>
-            <w:u w:val="single"/>
-          </w:rPr>
-          <w:t>徒12:21–23</w:t>
-        </w:r>
-      </w:hyperlink>
+      <w:r>
+        <w:rPr>
+          <w:lang w:val="zh_TW" w:bidi="zh_TW"/>
+        </w:rPr>
+        <w:t>徒12:21–23</w:t>
+      </w:r>
       <w:r>
         <w:rPr>
           <w:lang w:val="zh_TW" w:bidi="zh_TW"/>
         </w:rPr>
         <w:t>；</w:t>
       </w:r>
-      <w:hyperlink r:id="rId53">
-        <w:r>
-          <w:rPr>
-            <w:lang w:val="zh_TW" w:bidi="zh_TW"/>
-          </w:rPr>
-          <w:rPr>
-            <w:color w:val="0000EE"/>
-            <w:u w:val="single"/>
-          </w:rPr>
-          <w:t>羅13:1–7</w:t>
-        </w:r>
-      </w:hyperlink>
+      <w:r>
+        <w:rPr>
+          <w:lang w:val="zh_TW" w:bidi="zh_TW"/>
+        </w:rPr>
+        <w:t>羅13:1–7</w:t>
+      </w:r>
       <w:r>
         <w:rPr>
           <w:lang w:val="zh_TW" w:bidi="zh_TW"/>
